--- a/4_Diari/Diario.docx
+++ b/4_Diari/Diario.docx
@@ -116,19 +116,7 @@
               <w:rPr>
                 <w:rFonts w:ascii="Arial" w:hAnsi="Arial" w:cs="Arial"/>
               </w:rPr>
-              <w:t>11</w:t>
-            </w:r>
-            <w:r>
-              <w:rPr>
-                <w:rFonts w:ascii="Arial" w:hAnsi="Arial" w:cs="Arial"/>
-              </w:rPr>
-              <w:t>.</w:t>
-            </w:r>
-            <w:r>
-              <w:rPr>
-                <w:rFonts w:ascii="Arial" w:hAnsi="Arial" w:cs="Arial"/>
-              </w:rPr>
-              <w:t>09.2026</w:t>
+              <w:t>11.09.2026</w:t>
             </w:r>
           </w:p>
         </w:tc>
@@ -173,13 +161,7 @@
               <w:rPr>
                 <w:rFonts w:ascii="Arial" w:hAnsi="Arial" w:cs="Arial"/>
               </w:rPr>
-              <w:t>8:20</w:t>
-            </w:r>
-            <w:r>
-              <w:rPr>
-                <w:rFonts w:ascii="Arial" w:hAnsi="Arial" w:cs="Arial"/>
-              </w:rPr>
-              <w:t xml:space="preserve"> – </w:t>
+              <w:t xml:space="preserve">8:20 – </w:t>
             </w:r>
             <w:bookmarkEnd w:id="0"/>
             <w:bookmarkEnd w:id="1"/>
@@ -225,19 +207,7 @@
               <w:rPr>
                 <w:rFonts w:ascii="Arial" w:hAnsi="Arial" w:cs="Arial"/>
               </w:rPr>
-              <w:t>12:30</w:t>
-            </w:r>
-            <w:r>
-              <w:rPr>
-                <w:rFonts w:ascii="Arial" w:hAnsi="Arial" w:cs="Arial"/>
-              </w:rPr>
-              <w:t xml:space="preserve"> – </w:t>
-            </w:r>
-            <w:r>
-              <w:rPr>
-                <w:rFonts w:ascii="Arial" w:hAnsi="Arial" w:cs="Arial"/>
-              </w:rPr>
-              <w:t>15:45</w:t>
+              <w:t>12:30 – 15:45</w:t>
             </w:r>
           </w:p>
         </w:tc>
@@ -426,6 +396,9 @@
                 <w:rFonts w:ascii="Arial" w:hAnsi="Arial" w:cs="Arial"/>
               </w:rPr>
             </w:pPr>
+            <w:r>
+              <w:t>In linea con il Gantt: avviata la fase di analisi (informazioni sul progetto) e la documentazione.</w:t>
+            </w:r>
           </w:p>
         </w:tc>
       </w:tr>
@@ -478,6 +451,9 @@
                 <w:rFonts w:ascii="Arial" w:hAnsi="Arial" w:cs="Arial"/>
               </w:rPr>
             </w:pPr>
+            <w:r>
+              <w:t>Proseguire con le informazioni sul progetto e l’analisi del dominio; iniziare i requisiti.</w:t>
+            </w:r>
           </w:p>
         </w:tc>
       </w:tr>
@@ -511,10 +487,7 @@
       </w:pPr>
       <w:r>
         <w:lastRenderedPageBreak/>
-        <w:t>Utilizzo Intelligenza Artificiale</w:t>
-      </w:r>
-      <w:r>
-        <w:t xml:space="preserve"> nella giornata</w:t>
+        <w:t>Utilizzo Intelligenza Artificiale nella giornata</w:t>
       </w:r>
     </w:p>
     <w:p>
@@ -577,15 +550,7 @@
           <w:b/>
           <w:bCs/>
         </w:rPr>
-        <w:t>Strumento/i utilizzato/i</w:t>
-      </w:r>
-      <w:r>
-        <w:rPr>
-          <w:rFonts w:ascii="Arial" w:hAnsi="Arial" w:cs="Arial"/>
-          <w:b/>
-          <w:bCs/>
-        </w:rPr>
-        <w:t xml:space="preserve">: </w:t>
+        <w:t xml:space="preserve">Strumento/i utilizzato/i: </w:t>
       </w:r>
       <w:r>
         <w:rPr>
@@ -754,13 +719,7 @@
         <w:rPr>
           <w:rFonts w:ascii="Arial" w:hAnsi="Arial" w:cs="Arial"/>
         </w:rPr>
-        <w:t>Spiegazione, esempio, suggeriment</w:t>
-      </w:r>
-      <w:r>
-        <w:rPr>
-          <w:rFonts w:ascii="Arial" w:hAnsi="Arial" w:cs="Arial"/>
-        </w:rPr>
-        <w:t>o</w:t>
+        <w:t>Spiegazione, esempio, suggerimento</w:t>
       </w:r>
     </w:p>
     <w:bookmarkEnd w:id="5"/>
@@ -990,31 +949,7 @@
               <w:rPr>
                 <w:rFonts w:ascii="Arial" w:hAnsi="Arial" w:cs="Arial"/>
               </w:rPr>
-              <w:t>25</w:t>
-            </w:r>
-            <w:r>
-              <w:rPr>
-                <w:rFonts w:ascii="Arial" w:hAnsi="Arial" w:cs="Arial"/>
-              </w:rPr>
-              <w:t>.</w:t>
-            </w:r>
-            <w:r>
-              <w:rPr>
-                <w:rFonts w:ascii="Arial" w:hAnsi="Arial" w:cs="Arial"/>
-              </w:rPr>
-              <w:t>09</w:t>
-            </w:r>
-            <w:r>
-              <w:rPr>
-                <w:rFonts w:ascii="Arial" w:hAnsi="Arial" w:cs="Arial"/>
-              </w:rPr>
-              <w:t>.</w:t>
-            </w:r>
-            <w:r>
-              <w:rPr>
-                <w:rFonts w:ascii="Arial" w:hAnsi="Arial" w:cs="Arial"/>
-              </w:rPr>
-              <w:t>2026</w:t>
+              <w:t>25.09.2026</w:t>
             </w:r>
           </w:p>
         </w:tc>
@@ -1057,19 +992,7 @@
               <w:rPr>
                 <w:rFonts w:ascii="Arial" w:hAnsi="Arial" w:cs="Arial"/>
               </w:rPr>
-              <w:t>8:20</w:t>
-            </w:r>
-            <w:r>
-              <w:rPr>
-                <w:rFonts w:ascii="Arial" w:hAnsi="Arial" w:cs="Arial"/>
-              </w:rPr>
-              <w:t xml:space="preserve"> – </w:t>
-            </w:r>
-            <w:r>
-              <w:rPr>
-                <w:rFonts w:ascii="Arial" w:hAnsi="Arial" w:cs="Arial"/>
-              </w:rPr>
-              <w:t>11:35</w:t>
+              <w:t>8:20 – 11:35</w:t>
             </w:r>
           </w:p>
         </w:tc>
@@ -1107,19 +1030,7 @@
               <w:rPr>
                 <w:rFonts w:ascii="Arial" w:hAnsi="Arial" w:cs="Arial"/>
               </w:rPr>
-              <w:t>12:30</w:t>
-            </w:r>
-            <w:r>
-              <w:rPr>
-                <w:rFonts w:ascii="Arial" w:hAnsi="Arial" w:cs="Arial"/>
-              </w:rPr>
-              <w:t xml:space="preserve"> – </w:t>
-            </w:r>
-            <w:r>
-              <w:rPr>
-                <w:rFonts w:ascii="Arial" w:hAnsi="Arial" w:cs="Arial"/>
-              </w:rPr>
-              <w:t>15:45</w:t>
+              <w:t>12:30 – 15:45</w:t>
             </w:r>
           </w:p>
         </w:tc>
@@ -1190,16 +1101,8 @@
               <w:rPr>
                 <w:rFonts w:ascii="Arial" w:hAnsi="Arial" w:cs="Arial"/>
               </w:rPr>
-              <w:t xml:space="preserve">Inizio </w:t>
+              <w:t>Inizio Gantt</w:t>
             </w:r>
-            <w:proofErr w:type="spellStart"/>
-            <w:r>
-              <w:rPr>
-                <w:rFonts w:ascii="Arial" w:hAnsi="Arial" w:cs="Arial"/>
-              </w:rPr>
-              <w:t>Gantt</w:t>
-            </w:r>
-            <w:proofErr w:type="spellEnd"/>
           </w:p>
           <w:p>
             <w:pPr>
@@ -1269,7 +1172,7 @@
               <w:rPr>
                 <w:rFonts w:ascii="Arial" w:hAnsi="Arial" w:cs="Arial"/>
               </w:rPr>
-              <w:t>Difficolta con l’utilizzo di Project</w:t>
+              <w:t>Difficoltà con l’utilizzo di Project</w:t>
             </w:r>
           </w:p>
         </w:tc>
@@ -1323,6 +1226,9 @@
                 <w:rFonts w:ascii="Arial" w:hAnsi="Arial" w:cs="Arial"/>
               </w:rPr>
             </w:pPr>
+            <w:r>
+              <w:t>Requisiti completati come previsto e Gantt iniziato. Use Case, previsti per oggi, non svolti: da recuperare.</w:t>
+            </w:r>
           </w:p>
         </w:tc>
       </w:tr>
@@ -1375,6 +1281,9 @@
                 <w:rFonts w:ascii="Arial" w:hAnsi="Arial" w:cs="Arial"/>
               </w:rPr>
             </w:pPr>
+            <w:r>
+              <w:t>Continuare e concludere il Gantt; recuperare gli Use Case.</w:t>
+            </w:r>
           </w:p>
         </w:tc>
       </w:tr>
@@ -1408,10 +1317,7 @@
       </w:pPr>
       <w:r>
         <w:lastRenderedPageBreak/>
-        <w:t>Utilizzo Intelligenza Artificiale</w:t>
-      </w:r>
-      <w:r>
-        <w:t xml:space="preserve"> nella giornata</w:t>
+        <w:t>Utilizzo Intelligenza Artificiale nella giornata</w:t>
       </w:r>
     </w:p>
     <w:p>
@@ -1474,15 +1380,7 @@
           <w:b/>
           <w:bCs/>
         </w:rPr>
-        <w:t>Strumento/i utilizzato/i</w:t>
-      </w:r>
-      <w:r>
-        <w:rPr>
-          <w:rFonts w:ascii="Arial" w:hAnsi="Arial" w:cs="Arial"/>
-          <w:b/>
-          <w:bCs/>
-        </w:rPr>
-        <w:t xml:space="preserve">: </w:t>
+        <w:t xml:space="preserve">Strumento/i utilizzato/i: </w:t>
       </w:r>
       <w:r>
         <w:rPr>
@@ -1849,31 +1747,7 @@
               <w:rPr>
                 <w:rFonts w:ascii="Arial" w:hAnsi="Arial" w:cs="Arial"/>
               </w:rPr>
-              <w:t>09</w:t>
-            </w:r>
-            <w:r>
-              <w:rPr>
-                <w:rFonts w:ascii="Arial" w:hAnsi="Arial" w:cs="Arial"/>
-              </w:rPr>
-              <w:t>.</w:t>
-            </w:r>
-            <w:r>
-              <w:rPr>
-                <w:rFonts w:ascii="Arial" w:hAnsi="Arial" w:cs="Arial"/>
-              </w:rPr>
-              <w:t>10</w:t>
-            </w:r>
-            <w:r>
-              <w:rPr>
-                <w:rFonts w:ascii="Arial" w:hAnsi="Arial" w:cs="Arial"/>
-              </w:rPr>
-              <w:t>.</w:t>
-            </w:r>
-            <w:r>
-              <w:rPr>
-                <w:rFonts w:ascii="Arial" w:hAnsi="Arial" w:cs="Arial"/>
-              </w:rPr>
-              <w:t>2026</w:t>
+              <w:t>09.10.2026</w:t>
             </w:r>
           </w:p>
         </w:tc>
@@ -1916,19 +1790,7 @@
               <w:rPr>
                 <w:rFonts w:ascii="Arial" w:hAnsi="Arial" w:cs="Arial"/>
               </w:rPr>
-              <w:t>8:20</w:t>
-            </w:r>
-            <w:r>
-              <w:rPr>
-                <w:rFonts w:ascii="Arial" w:hAnsi="Arial" w:cs="Arial"/>
-              </w:rPr>
-              <w:t xml:space="preserve"> – </w:t>
-            </w:r>
-            <w:r>
-              <w:rPr>
-                <w:rFonts w:ascii="Arial" w:hAnsi="Arial" w:cs="Arial"/>
-              </w:rPr>
-              <w:t>11:35</w:t>
+              <w:t>8:20 – 11:35</w:t>
             </w:r>
           </w:p>
         </w:tc>
@@ -1966,19 +1828,7 @@
               <w:rPr>
                 <w:rFonts w:ascii="Arial" w:hAnsi="Arial" w:cs="Arial"/>
               </w:rPr>
-              <w:t>12:30</w:t>
-            </w:r>
-            <w:r>
-              <w:rPr>
-                <w:rFonts w:ascii="Arial" w:hAnsi="Arial" w:cs="Arial"/>
-              </w:rPr>
-              <w:t xml:space="preserve"> – </w:t>
-            </w:r>
-            <w:r>
-              <w:rPr>
-                <w:rFonts w:ascii="Arial" w:hAnsi="Arial" w:cs="Arial"/>
-              </w:rPr>
-              <w:t>15:45</w:t>
+              <w:t>12:30 – 15:45</w:t>
             </w:r>
           </w:p>
         </w:tc>
@@ -2036,16 +1886,8 @@
               <w:rPr>
                 <w:rFonts w:ascii="Arial" w:hAnsi="Arial" w:cs="Arial"/>
               </w:rPr>
-              <w:t xml:space="preserve">Fine </w:t>
+              <w:t>Fine Gantt</w:t>
             </w:r>
-            <w:proofErr w:type="spellStart"/>
-            <w:r>
-              <w:rPr>
-                <w:rFonts w:ascii="Arial" w:hAnsi="Arial" w:cs="Arial"/>
-              </w:rPr>
-              <w:t>Gantt</w:t>
-            </w:r>
-            <w:proofErr w:type="spellEnd"/>
           </w:p>
         </w:tc>
       </w:tr>
@@ -2098,6 +1940,9 @@
                 <w:rFonts w:ascii="Arial" w:hAnsi="Arial" w:cs="Arial"/>
               </w:rPr>
             </w:pPr>
+            <w:r>
+              <w:t>Nessun problema rilevante.</w:t>
+            </w:r>
           </w:p>
         </w:tc>
       </w:tr>
@@ -2150,6 +1995,9 @@
                 <w:rFonts w:ascii="Arial" w:hAnsi="Arial" w:cs="Arial"/>
               </w:rPr>
             </w:pPr>
+            <w:r>
+              <w:t>Gantt concluso come previsto (25.09–09.10). Use Case ancora da recuperare.</w:t>
+            </w:r>
           </w:p>
         </w:tc>
       </w:tr>
@@ -2202,6 +2050,9 @@
                 <w:rFonts w:ascii="Arial" w:hAnsi="Arial" w:cs="Arial"/>
               </w:rPr>
             </w:pPr>
+            <w:r>
+              <w:t>Struttura dati e Classi e metodi (Progettazione), come previsto dal Gantt per il 16.10; recupero degli Use Case.</w:t>
+            </w:r>
           </w:p>
         </w:tc>
       </w:tr>
@@ -2235,10 +2086,7 @@
       </w:pPr>
       <w:r>
         <w:lastRenderedPageBreak/>
-        <w:t>Utilizzo Intelligenza Artificiale</w:t>
-      </w:r>
-      <w:r>
-        <w:t xml:space="preserve"> nella giornata</w:t>
+        <w:t>Utilizzo Intelligenza Artificiale nella giornata</w:t>
       </w:r>
     </w:p>
     <w:p>
@@ -2356,6 +2204,894 @@
           <w:szCs w:val="52"/>
         </w:rPr>
       </w:pPr>
+    </w:p>
+    <w:p>
+      <w:pPr>
+        <w:rPr>
+          <w:rFonts w:ascii="Arial" w:hAnsi="Arial" w:cs="Arial"/>
+        </w:rPr>
+      </w:pPr>
+      <w:r>
+        <w:rPr>
+          <w:rFonts w:ascii="Arial" w:hAnsi="Arial" w:cs="Arial"/>
+        </w:rPr>
+        <w:br w:type="page"/>
+      </w:r>
+    </w:p>
+    <w:p>
+      <w:pPr>
+        <w:pStyle w:val="Titolo"/>
+        <w:pBdr>
+          <w:bottom w:val="single" w:sz="4" w:space="4" w:color="auto"/>
+        </w:pBdr>
+        <w:rPr>
+          <w:rFonts w:ascii="Arial" w:hAnsi="Arial" w:cs="Arial"/>
+          <w:color w:val="auto"/>
+        </w:rPr>
+      </w:pPr>
+      <w:r>
+        <w:rPr>
+          <w:rFonts w:ascii="Arial" w:hAnsi="Arial" w:cs="Arial"/>
+          <w:color w:val="auto"/>
+        </w:rPr>
+        <w:lastRenderedPageBreak/>
+        <w:t>Diario di lavoro</w:t>
+      </w:r>
+    </w:p>
+    <w:tbl>
+      <w:tblPr>
+        <w:tblStyle w:val="Grigliatabella"/>
+        <w:tblW w:w="5000" w:type="pct"/>
+        <w:tblLook w:val="04A0" w:firstRow="1" w:lastRow="0" w:firstColumn="1" w:lastColumn="0" w:noHBand="0" w:noVBand="1"/>
+      </w:tblPr>
+      <w:tblGrid>
+        <w:gridCol w:w="2407"/>
+        <w:gridCol w:w="2407"/>
+        <w:gridCol w:w="2407"/>
+        <w:gridCol w:w="2407"/>
+      </w:tblGrid>
+      <w:tr>
+        <w:trPr>
+          <w:trHeight w:val="199"/>
+        </w:trPr>
+        <w:tc>
+          <w:tcPr>
+            <w:tcW w:w="1250" w:type="pct"/>
+            <w:vAlign w:val="center"/>
+          </w:tcPr>
+          <w:p>
+            <w:pPr>
+              <w:rPr>
+                <w:rFonts w:ascii="Arial" w:hAnsi="Arial" w:cs="Arial"/>
+              </w:rPr>
+            </w:pPr>
+            <w:r>
+              <w:rPr>
+                <w:rFonts w:ascii="Arial" w:hAnsi="Arial" w:cs="Arial"/>
+              </w:rPr>
+              <w:t>Luogo</w:t>
+            </w:r>
+          </w:p>
+        </w:tc>
+        <w:tc>
+          <w:tcPr>
+            <w:tcW w:w="3750" w:type="pct"/>
+            <w:gridSpan w:val="3"/>
+            <w:vAlign w:val="center"/>
+          </w:tcPr>
+          <w:p>
+            <w:pPr>
+              <w:rPr>
+                <w:rFonts w:ascii="Arial" w:hAnsi="Arial" w:cs="Arial"/>
+              </w:rPr>
+            </w:pPr>
+            <w:r>
+              <w:rPr>
+                <w:rFonts w:ascii="Arial" w:hAnsi="Arial" w:cs="Arial"/>
+              </w:rPr>
+              <w:t>Canobbio, CPT Trevano</w:t>
+            </w:r>
+          </w:p>
+        </w:tc>
+      </w:tr>
+      <w:tr>
+        <w:trPr>
+          <w:trHeight w:val="196"/>
+        </w:trPr>
+        <w:tc>
+          <w:tcPr>
+            <w:tcW w:w="1250" w:type="pct"/>
+            <w:vAlign w:val="center"/>
+          </w:tcPr>
+          <w:p>
+            <w:pPr>
+              <w:rPr>
+                <w:rFonts w:ascii="Arial" w:hAnsi="Arial" w:cs="Arial"/>
+              </w:rPr>
+            </w:pPr>
+            <w:r>
+              <w:rPr>
+                <w:rFonts w:ascii="Arial" w:hAnsi="Arial" w:cs="Arial"/>
+              </w:rPr>
+              <w:t>Data</w:t>
+            </w:r>
+          </w:p>
+        </w:tc>
+        <w:tc>
+          <w:tcPr>
+            <w:tcW w:w="3750" w:type="pct"/>
+            <w:gridSpan w:val="3"/>
+            <w:vAlign w:val="center"/>
+          </w:tcPr>
+          <w:p>
+            <w:pPr>
+              <w:rPr>
+                <w:rFonts w:ascii="Arial" w:hAnsi="Arial" w:cs="Arial"/>
+              </w:rPr>
+            </w:pPr>
+            <w:r>
+              <w:rPr>
+                <w:rFonts w:ascii="Arial" w:hAnsi="Arial" w:cs="Arial"/>
+              </w:rPr>
+              <w:t>16.10.2026</w:t>
+            </w:r>
+          </w:p>
+        </w:tc>
+      </w:tr>
+      <w:tr>
+        <w:trPr>
+          <w:trHeight w:val="196"/>
+        </w:trPr>
+        <w:tc>
+          <w:tcPr>
+            <w:tcW w:w="1250" w:type="pct"/>
+            <w:vAlign w:val="center"/>
+          </w:tcPr>
+          <w:p>
+            <w:pPr>
+              <w:rPr>
+                <w:rFonts w:ascii="Arial" w:hAnsi="Arial" w:cs="Arial"/>
+              </w:rPr>
+            </w:pPr>
+            <w:r>
+              <w:rPr>
+                <w:rFonts w:ascii="Arial" w:hAnsi="Arial" w:cs="Arial"/>
+              </w:rPr>
+              <w:t>Mattino</w:t>
+            </w:r>
+          </w:p>
+        </w:tc>
+        <w:tc>
+          <w:tcPr>
+            <w:tcW w:w="1250" w:type="pct"/>
+            <w:vAlign w:val="center"/>
+          </w:tcPr>
+          <w:p>
+            <w:pPr>
+              <w:rPr>
+                <w:rFonts w:ascii="Arial" w:hAnsi="Arial" w:cs="Arial"/>
+              </w:rPr>
+            </w:pPr>
+            <w:r>
+              <w:rPr>
+                <w:rFonts w:ascii="Arial" w:hAnsi="Arial" w:cs="Arial"/>
+              </w:rPr>
+              <w:t>8:20 – 11:35</w:t>
+            </w:r>
+          </w:p>
+        </w:tc>
+        <w:tc>
+          <w:tcPr>
+            <w:tcW w:w="1250" w:type="pct"/>
+            <w:vAlign w:val="center"/>
+          </w:tcPr>
+          <w:p>
+            <w:pPr>
+              <w:rPr>
+                <w:rFonts w:ascii="Arial" w:hAnsi="Arial" w:cs="Arial"/>
+              </w:rPr>
+            </w:pPr>
+            <w:r>
+              <w:rPr>
+                <w:rFonts w:ascii="Arial" w:hAnsi="Arial" w:cs="Arial"/>
+              </w:rPr>
+              <w:t>Pomeriggio</w:t>
+            </w:r>
+          </w:p>
+        </w:tc>
+        <w:tc>
+          <w:tcPr>
+            <w:tcW w:w="1250" w:type="pct"/>
+            <w:vAlign w:val="center"/>
+          </w:tcPr>
+          <w:p>
+            <w:pPr>
+              <w:rPr>
+                <w:rFonts w:ascii="Arial" w:hAnsi="Arial" w:cs="Arial"/>
+              </w:rPr>
+            </w:pPr>
+            <w:r>
+              <w:rPr>
+                <w:rFonts w:ascii="Arial" w:hAnsi="Arial" w:cs="Arial"/>
+              </w:rPr>
+              <w:t>12:30 – 15:45</w:t>
+            </w:r>
+          </w:p>
+        </w:tc>
+      </w:tr>
+    </w:tbl>
+    <w:p>
+      <w:pPr>
+        <w:rPr>
+          <w:rFonts w:ascii="Arial" w:hAnsi="Arial" w:cs="Arial"/>
+        </w:rPr>
+      </w:pPr>
+    </w:p>
+    <w:tbl>
+      <w:tblPr>
+        <w:tblStyle w:val="Grigliatabella"/>
+        <w:tblW w:w="0" w:type="auto"/>
+        <w:tblLook w:val="04A0" w:firstRow="1" w:lastRow="0" w:firstColumn="1" w:lastColumn="0" w:noHBand="0" w:noVBand="1"/>
+      </w:tblPr>
+      <w:tblGrid>
+        <w:gridCol w:w="9628"/>
+      </w:tblGrid>
+      <w:tr>
+        <w:tc>
+          <w:tcPr>
+            <w:tcW w:w="9854" w:type="dxa"/>
+            <w:shd w:val="clear" w:color="auto" w:fill="D9D9D9" w:themeFill="background1" w:themeFillShade="D9"/>
+          </w:tcPr>
+          <w:p>
+            <w:pPr>
+              <w:rPr>
+                <w:rFonts w:ascii="Arial" w:hAnsi="Arial" w:cs="Arial"/>
+              </w:rPr>
+            </w:pPr>
+            <w:r>
+              <w:rPr>
+                <w:rFonts w:ascii="Arial" w:hAnsi="Arial" w:cs="Arial"/>
+              </w:rPr>
+              <w:t>Lavori svolti</w:t>
+            </w:r>
+          </w:p>
+        </w:tc>
+      </w:tr>
+      <w:tr>
+        <w:tc>
+          <w:tcPr>
+            <w:tcW w:w="9854" w:type="dxa"/>
+          </w:tcPr>
+          <w:p>
+            <w:pPr>
+              <w:rPr>
+                <w:rFonts w:ascii="Arial" w:hAnsi="Arial" w:cs="Arial"/>
+              </w:rPr>
+            </w:pPr>
+            <w:r>
+              <w:rPr>
+                <w:rFonts w:ascii="Arial" w:hAnsi="Arial" w:cs="Arial"/>
+              </w:rPr>
+              <w:t>Use Case (recupero della task prevista il 25.09)</w:t>
+            </w:r>
+          </w:p>
+          <w:p>
+            <w:pPr>
+              <w:rPr>
+                <w:rFonts w:ascii="Arial" w:hAnsi="Arial" w:cs="Arial"/>
+              </w:rPr>
+            </w:pPr>
+            <w:r>
+              <w:rPr>
+                <w:rFonts w:ascii="Arial" w:hAnsi="Arial" w:cs="Arial"/>
+              </w:rPr>
+              <w:t>Struttura dati, Classi e metodi e Architettura del sistema (Progettazione)</w:t>
+            </w:r>
+          </w:p>
+          <w:p>
+            <w:pPr>
+              <w:rPr>
+                <w:rFonts w:ascii="Arial" w:hAnsi="Arial" w:cs="Arial"/>
+              </w:rPr>
+            </w:pPr>
+            <w:r>
+              <w:rPr>
+                <w:rFonts w:ascii="Arial" w:hAnsi="Arial" w:cs="Arial"/>
+              </w:rPr>
+              <w:t>Protocollo di test</w:t>
+            </w:r>
+          </w:p>
+          <w:p>
+            <w:pPr>
+              <w:rPr>
+                <w:rFonts w:ascii="Arial" w:hAnsi="Arial" w:cs="Arial"/>
+              </w:rPr>
+            </w:pPr>
+            <w:r>
+              <w:rPr>
+                <w:rFonts w:ascii="Arial" w:hAnsi="Arial" w:cs="Arial"/>
+              </w:rPr>
+              <w:t>Revisione dei requisiti</w:t>
+            </w:r>
+          </w:p>
+          <w:p>
+            <w:pPr>
+              <w:rPr>
+                <w:rFonts w:ascii="Arial" w:hAnsi="Arial" w:cs="Arial"/>
+              </w:rPr>
+            </w:pPr>
+            <w:proofErr w:type="spellStart"/>
+            <w:r>
+              <w:rPr>
+                <w:rFonts w:ascii="Arial" w:hAnsi="Arial" w:cs="Arial"/>
+              </w:rPr>
+              <w:t>Gantt</w:t>
+            </w:r>
+            <w:proofErr w:type="spellEnd"/>
+            <w:r>
+              <w:rPr>
+                <w:rFonts w:ascii="Arial" w:hAnsi="Arial" w:cs="Arial"/>
+              </w:rPr>
+              <w:t xml:space="preserve"> rivisto </w:t>
+            </w:r>
+          </w:p>
+        </w:tc>
+      </w:tr>
+    </w:tbl>
+    <w:p>
+      <w:pPr>
+        <w:rPr>
+          <w:rFonts w:ascii="Arial" w:hAnsi="Arial" w:cs="Arial"/>
+        </w:rPr>
+      </w:pPr>
+    </w:p>
+    <w:tbl>
+      <w:tblPr>
+        <w:tblStyle w:val="Grigliatabella"/>
+        <w:tblW w:w="0" w:type="auto"/>
+        <w:tblLook w:val="04A0" w:firstRow="1" w:lastRow="0" w:firstColumn="1" w:lastColumn="0" w:noHBand="0" w:noVBand="1"/>
+      </w:tblPr>
+      <w:tblGrid>
+        <w:gridCol w:w="9628"/>
+      </w:tblGrid>
+      <w:tr>
+        <w:tc>
+          <w:tcPr>
+            <w:tcW w:w="9854" w:type="dxa"/>
+            <w:shd w:val="clear" w:color="auto" w:fill="D9D9D9" w:themeFill="background1" w:themeFillShade="D9"/>
+          </w:tcPr>
+          <w:p>
+            <w:pPr>
+              <w:rPr>
+                <w:rFonts w:ascii="Arial" w:hAnsi="Arial" w:cs="Arial"/>
+              </w:rPr>
+            </w:pPr>
+            <w:r>
+              <w:rPr>
+                <w:rFonts w:ascii="Arial" w:hAnsi="Arial" w:cs="Arial"/>
+              </w:rPr>
+              <w:t>Problemi riscontrati e soluzioni adottate</w:t>
+            </w:r>
+          </w:p>
+        </w:tc>
+      </w:tr>
+      <w:tr>
+        <w:tc>
+          <w:tcPr>
+            <w:tcW w:w="9854" w:type="dxa"/>
+          </w:tcPr>
+          <w:p>
+            <w:pPr>
+              <w:rPr>
+                <w:rFonts w:ascii="Arial" w:hAnsi="Arial" w:cs="Arial"/>
+              </w:rPr>
+            </w:pPr>
+            <w:r>
+              <w:rPr>
+                <w:rFonts w:ascii="Arial" w:hAnsi="Arial" w:cs="Arial"/>
+              </w:rPr>
+              <w:t>Use Case non svolti nella giornata prevista (25.09): recuperati oggi.</w:t>
+            </w:r>
+          </w:p>
+        </w:tc>
+      </w:tr>
+    </w:tbl>
+    <w:p>
+      <w:pPr>
+        <w:rPr>
+          <w:rFonts w:ascii="Arial" w:hAnsi="Arial" w:cs="Arial"/>
+        </w:rPr>
+      </w:pPr>
+    </w:p>
+    <w:tbl>
+      <w:tblPr>
+        <w:tblStyle w:val="Grigliatabella"/>
+        <w:tblW w:w="0" w:type="auto"/>
+        <w:tblLook w:val="04A0" w:firstRow="1" w:lastRow="0" w:firstColumn="1" w:lastColumn="0" w:noHBand="0" w:noVBand="1"/>
+      </w:tblPr>
+      <w:tblGrid>
+        <w:gridCol w:w="9628"/>
+      </w:tblGrid>
+      <w:tr>
+        <w:tc>
+          <w:tcPr>
+            <w:tcW w:w="9854" w:type="dxa"/>
+            <w:shd w:val="clear" w:color="auto" w:fill="D9D9D9" w:themeFill="background1" w:themeFillShade="D9"/>
+          </w:tcPr>
+          <w:p>
+            <w:pPr>
+              <w:rPr>
+                <w:rFonts w:ascii="Arial" w:hAnsi="Arial" w:cs="Arial"/>
+              </w:rPr>
+            </w:pPr>
+            <w:r>
+              <w:rPr>
+                <w:rFonts w:ascii="Arial" w:hAnsi="Arial" w:cs="Arial"/>
+              </w:rPr>
+              <w:t>Punto della situazione rispetto alla pianificazione</w:t>
+            </w:r>
+          </w:p>
+        </w:tc>
+      </w:tr>
+      <w:tr>
+        <w:tc>
+          <w:tcPr>
+            <w:tcW w:w="9854" w:type="dxa"/>
+          </w:tcPr>
+          <w:p>
+            <w:pPr>
+              <w:rPr>
+                <w:rFonts w:ascii="Arial" w:hAnsi="Arial" w:cs="Arial"/>
+              </w:rPr>
+            </w:pPr>
+            <w:r>
+              <w:rPr>
+                <w:rFonts w:ascii="Arial" w:hAnsi="Arial" w:cs="Arial"/>
+              </w:rPr>
+              <w:t>In linea con il Gantt: Analisi completata; Progettazione al 75% circa (mancano il design delle interfacce e il prototipo tecnico, previsti il 23.10). Gli Use Case, in ritardo dal 25.09, sono stati recuperati oggi.</w:t>
+            </w:r>
+          </w:p>
+        </w:tc>
+      </w:tr>
+    </w:tbl>
+    <w:p>
+      <w:pPr>
+        <w:rPr>
+          <w:rFonts w:ascii="Arial" w:hAnsi="Arial" w:cs="Arial"/>
+        </w:rPr>
+      </w:pPr>
+    </w:p>
+    <w:tbl>
+      <w:tblPr>
+        <w:tblStyle w:val="Grigliatabella"/>
+        <w:tblW w:w="0" w:type="auto"/>
+        <w:tblLook w:val="04A0" w:firstRow="1" w:lastRow="0" w:firstColumn="1" w:lastColumn="0" w:noHBand="0" w:noVBand="1"/>
+      </w:tblPr>
+      <w:tblGrid>
+        <w:gridCol w:w="9628"/>
+      </w:tblGrid>
+      <w:tr>
+        <w:tc>
+          <w:tcPr>
+            <w:tcW w:w="9854" w:type="dxa"/>
+            <w:shd w:val="clear" w:color="auto" w:fill="D9D9D9" w:themeFill="background1" w:themeFillShade="D9"/>
+          </w:tcPr>
+          <w:p>
+            <w:pPr>
+              <w:rPr>
+                <w:rFonts w:ascii="Arial" w:hAnsi="Arial" w:cs="Arial"/>
+              </w:rPr>
+            </w:pPr>
+            <w:r>
+              <w:rPr>
+                <w:rFonts w:ascii="Arial" w:hAnsi="Arial" w:cs="Arial"/>
+              </w:rPr>
+              <w:t>Programma di massima per la prossima giornata di lavoro</w:t>
+            </w:r>
+          </w:p>
+        </w:tc>
+      </w:tr>
+      <w:tr>
+        <w:tc>
+          <w:tcPr>
+            <w:tcW w:w="9854" w:type="dxa"/>
+          </w:tcPr>
+          <w:p>
+            <w:pPr>
+              <w:rPr>
+                <w:rFonts w:ascii="Arial" w:hAnsi="Arial" w:cs="Arial"/>
+              </w:rPr>
+            </w:pPr>
+            <w:r>
+              <w:rPr>
+                <w:rFonts w:ascii="Arial" w:hAnsi="Arial" w:cs="Arial"/>
+              </w:rPr>
+              <w:t xml:space="preserve">23.10: mockup delle interfacce (menu principale, menu di pausa, HUD, schermata finale) e prototipo tecnico in Godot (stanza, movimento del giocatore, </w:t>
+            </w:r>
+            <w:proofErr w:type="spellStart"/>
+            <w:r>
+              <w:rPr>
+                <w:rFonts w:ascii="Arial" w:hAnsi="Arial" w:cs="Arial"/>
+              </w:rPr>
+              <w:t>raycast</w:t>
+            </w:r>
+            <w:proofErr w:type="spellEnd"/>
+            <w:r>
+              <w:rPr>
+                <w:rFonts w:ascii="Arial" w:hAnsi="Arial" w:cs="Arial"/>
+              </w:rPr>
+              <w:t>).</w:t>
+            </w:r>
+          </w:p>
+        </w:tc>
+      </w:tr>
+    </w:tbl>
+    <w:p>
+      <w:pPr>
+        <w:rPr>
+          <w:rFonts w:ascii="Arial" w:hAnsi="Arial" w:cs="Arial"/>
+        </w:rPr>
+      </w:pPr>
+    </w:p>
+    <w:p>
+      <w:pPr>
+        <w:rPr>
+          <w:rFonts w:ascii="Arial" w:hAnsi="Arial" w:cs="Arial"/>
+        </w:rPr>
+      </w:pPr>
+      <w:r>
+        <w:rPr>
+          <w:rFonts w:ascii="Arial" w:hAnsi="Arial" w:cs="Arial"/>
+        </w:rPr>
+        <w:br w:type="page"/>
+      </w:r>
+    </w:p>
+    <w:p>
+      <w:pPr>
+        <w:pStyle w:val="Titolo2"/>
+        <w:pBdr>
+          <w:bottom w:val="single" w:sz="4" w:space="1" w:color="auto"/>
+        </w:pBdr>
+      </w:pPr>
+      <w:r>
+        <w:lastRenderedPageBreak/>
+        <w:t>Utilizzo Intelligenza Artificiale nella giornata</w:t>
+      </w:r>
+    </w:p>
+    <w:p>
+      <w:pPr>
+        <w:pStyle w:val="Nessunaspaziatura"/>
+        <w:rPr>
+          <w:rFonts w:ascii="Arial" w:hAnsi="Arial" w:cs="Arial"/>
+        </w:rPr>
+      </w:pPr>
+      <w:r>
+        <w:br/>
+      </w:r>
+      <w:sdt>
+        <w:sdtPr>
+          <w:rPr>
+            <w:rFonts w:ascii="Segoe UI Symbol" w:hAnsi="Segoe UI Symbol" w:cs="Segoe UI Symbol"/>
+          </w:rPr>
+          <w:id w:val="226228411"/>
+          <w14:checkbox>
+            <w14:checked w14:val="1"/>
+            <w14:checkedState w14:val="2612" w14:font="MS Gothic"/>
+            <w14:uncheckedState w14:val="2610" w14:font="MS Gothic"/>
+          </w14:checkbox>
+        </w:sdtPr>
+        <w:sdtContent>
+          <w:r>
+            <w:rPr>
+              <w:rFonts w:ascii="MS Gothic" w:eastAsia="MS Gothic" w:hAnsi="MS Gothic" w:cs="Segoe UI Symbol" w:hint="eastAsia"/>
+            </w:rPr>
+            <w:t>☒</w:t>
+          </w:r>
+        </w:sdtContent>
+      </w:sdt>
+      <w:r>
+        <w:rPr>
+          <w:rFonts w:ascii="Arial" w:hAnsi="Arial" w:cs="Arial"/>
+        </w:rPr>
+        <w:t xml:space="preserve"> Frequente</w:t>
+      </w:r>
+    </w:p>
+    <w:p>
+      <w:pPr>
+        <w:pStyle w:val="Nessunaspaziatura"/>
+        <w:rPr>
+          <w:rFonts w:ascii="Arial" w:hAnsi="Arial" w:cs="Arial"/>
+        </w:rPr>
+      </w:pPr>
+    </w:p>
+    <w:p>
+      <w:pPr>
+        <w:pStyle w:val="Nessunaspaziatura"/>
+        <w:spacing w:line="276" w:lineRule="auto"/>
+        <w:rPr>
+          <w:rFonts w:ascii="Arial" w:hAnsi="Arial" w:cs="Arial"/>
+        </w:rPr>
+      </w:pPr>
+      <w:r>
+        <w:rPr>
+          <w:rFonts w:ascii="Arial" w:hAnsi="Arial" w:cs="Arial"/>
+          <w:b/>
+          <w:bCs/>
+        </w:rPr>
+        <w:t xml:space="preserve">Strumento/i utilizzato/i: </w:t>
+      </w:r>
+      <w:r>
+        <w:rPr>
+          <w:rFonts w:ascii="Arial" w:hAnsi="Arial" w:cs="Arial"/>
+        </w:rPr>
+        <w:t>Claude</w:t>
+      </w:r>
+    </w:p>
+    <w:p>
+      <w:pPr>
+        <w:pStyle w:val="Nessunaspaziatura"/>
+        <w:rPr>
+          <w:rFonts w:ascii="Arial" w:hAnsi="Arial" w:cs="Arial"/>
+        </w:rPr>
+      </w:pPr>
+    </w:p>
+    <w:p>
+      <w:pPr>
+        <w:pStyle w:val="Nessunaspaziatura"/>
+        <w:rPr>
+          <w:rFonts w:ascii="Arial" w:hAnsi="Arial" w:cs="Arial"/>
+        </w:rPr>
+      </w:pPr>
+      <w:r>
+        <w:rPr>
+          <w:rFonts w:ascii="Arial" w:hAnsi="Arial" w:cs="Arial"/>
+          <w:b/>
+          <w:bCs/>
+        </w:rPr>
+        <w:t>Per cosa l’ho usata oggi</w:t>
+      </w:r>
+      <w:r>
+        <w:br/>
+      </w:r>
+      <w:sdt>
+        <w:sdtPr>
+          <w:rPr>
+            <w:rFonts w:ascii="Segoe UI Symbol" w:hAnsi="Segoe UI Symbol" w:cs="Segoe UI Symbol"/>
+          </w:rPr>
+          <w:id w:val="639302609"/>
+          <w14:checkbox>
+            <w14:checked w14:val="1"/>
+            <w14:checkedState w14:val="2612" w14:font="MS Gothic"/>
+            <w14:uncheckedState w14:val="2610" w14:font="MS Gothic"/>
+          </w14:checkbox>
+        </w:sdtPr>
+        <w:sdtContent>
+          <w:r>
+            <w:rPr>
+              <w:rFonts w:ascii="MS Gothic" w:eastAsia="MS Gothic" w:hAnsi="MS Gothic" w:cs="Segoe UI Symbol" w:hint="eastAsia"/>
+            </w:rPr>
+            <w:t>☒</w:t>
+          </w:r>
+        </w:sdtContent>
+      </w:sdt>
+      <w:r>
+        <w:rPr>
+          <w:rFonts w:ascii="Arial" w:hAnsi="Arial" w:cs="Arial"/>
+        </w:rPr>
+        <w:t xml:space="preserve"> Riorganizzare idee / testi</w:t>
+      </w:r>
+      <w:r>
+        <w:br/>
+      </w:r>
+      <w:sdt>
+        <w:sdtPr>
+          <w:rPr>
+            <w:rFonts w:ascii="Segoe UI Symbol" w:hAnsi="Segoe UI Symbol" w:cs="Segoe UI Symbol"/>
+          </w:rPr>
+          <w:id w:val="1723243280"/>
+          <w14:checkbox>
+            <w14:checked w14:val="1"/>
+            <w14:checkedState w14:val="2612" w14:font="MS Gothic"/>
+            <w14:uncheckedState w14:val="2610" w14:font="MS Gothic"/>
+          </w14:checkbox>
+        </w:sdtPr>
+        <w:sdtContent>
+          <w:r>
+            <w:rPr>
+              <w:rFonts w:ascii="MS Gothic" w:eastAsia="MS Gothic" w:hAnsi="MS Gothic" w:cs="Segoe UI Symbol" w:hint="eastAsia"/>
+            </w:rPr>
+            <w:t>☒</w:t>
+          </w:r>
+        </w:sdtContent>
+      </w:sdt>
+      <w:r>
+        <w:rPr>
+          <w:rFonts w:ascii="Arial" w:hAnsi="Arial" w:cs="Arial"/>
+        </w:rPr>
+        <w:t xml:space="preserve"> Chiarire concetti</w:t>
+      </w:r>
+    </w:p>
+    <w:p>
+      <w:pPr>
+        <w:pStyle w:val="Nessunaspaziatura"/>
+        <w:rPr>
+          <w:rFonts w:ascii="Arial" w:hAnsi="Arial" w:cs="Arial"/>
+        </w:rPr>
+      </w:pPr>
+    </w:p>
+    <w:p>
+      <w:pPr>
+        <w:pStyle w:val="Nessunaspaziatura"/>
+        <w:rPr>
+          <w:rFonts w:ascii="Arial" w:hAnsi="Arial" w:cs="Arial"/>
+          <w:b/>
+          <w:bCs/>
+        </w:rPr>
+      </w:pPr>
+      <w:r>
+        <w:rPr>
+          <w:rFonts w:ascii="Arial" w:hAnsi="Arial" w:cs="Arial"/>
+          <w:b/>
+          <w:bCs/>
+        </w:rPr>
+        <w:t>Esempio significativo di utilizzo (UNO SOLO)</w:t>
+      </w:r>
+    </w:p>
+    <w:p>
+      <w:pPr>
+        <w:pStyle w:val="Nessunaspaziatura"/>
+        <w:rPr>
+          <w:rFonts w:ascii="Arial" w:hAnsi="Arial" w:cs="Arial"/>
+        </w:rPr>
+      </w:pPr>
+      <w:r>
+        <w:rPr>
+          <w:rFonts w:ascii="Arial" w:hAnsi="Arial" w:cs="Arial"/>
+        </w:rPr>
+        <w:t>Revisione del progetto</w:t>
+      </w:r>
+    </w:p>
+    <w:p>
+      <w:pPr>
+        <w:pStyle w:val="Nessunaspaziatura"/>
+        <w:rPr>
+          <w:rFonts w:ascii="Arial" w:hAnsi="Arial" w:cs="Arial"/>
+        </w:rPr>
+      </w:pPr>
+    </w:p>
+    <w:p>
+      <w:pPr>
+        <w:pStyle w:val="Nessunaspaziatura"/>
+        <w:rPr>
+          <w:rFonts w:ascii="Arial" w:hAnsi="Arial" w:cs="Arial"/>
+        </w:rPr>
+      </w:pPr>
+      <w:r>
+        <w:rPr>
+          <w:rFonts w:ascii="Arial" w:hAnsi="Arial" w:cs="Arial"/>
+          <w:b/>
+          <w:bCs/>
+        </w:rPr>
+        <w:t>Cosa mi ha dato l’AI</w:t>
+      </w:r>
+    </w:p>
+    <w:p>
+      <w:pPr>
+        <w:pStyle w:val="Nessunaspaziatura"/>
+        <w:rPr>
+          <w:rFonts w:ascii="Arial" w:hAnsi="Arial" w:cs="Arial"/>
+        </w:rPr>
+      </w:pPr>
+      <w:r>
+        <w:rPr>
+          <w:rFonts w:ascii="Arial" w:hAnsi="Arial" w:cs="Arial"/>
+        </w:rPr>
+        <w:t>Testi e diagrammi pronti da inserire, proposte di valori (parametri delle modalità, requisiti non funzionali, rischi) e un’analisi critica del progetto con i punti deboli da correggere.</w:t>
+      </w:r>
+    </w:p>
+    <w:p>
+      <w:pPr>
+        <w:pStyle w:val="Nessunaspaziatura"/>
+        <w:rPr>
+          <w:rFonts w:ascii="Arial" w:hAnsi="Arial" w:cs="Arial"/>
+          <w:b/>
+          <w:bCs/>
+        </w:rPr>
+      </w:pPr>
+    </w:p>
+    <w:p>
+      <w:pPr>
+        <w:pStyle w:val="Nessunaspaziatura"/>
+        <w:rPr>
+          <w:rFonts w:ascii="Arial" w:hAnsi="Arial" w:cs="Arial"/>
+        </w:rPr>
+      </w:pPr>
+      <w:r>
+        <w:rPr>
+          <w:rFonts w:ascii="Arial" w:hAnsi="Arial" w:cs="Arial"/>
+          <w:b/>
+          <w:bCs/>
+        </w:rPr>
+        <w:t>Come l’ho usato io</w:t>
+      </w:r>
+      <w:r>
+        <w:rPr>
+          <w:rFonts w:ascii="Arial" w:hAnsi="Arial" w:cs="Arial"/>
+        </w:rPr>
+        <w:br/>
+      </w:r>
+      <w:sdt>
+        <w:sdtPr>
+          <w:rPr>
+            <w:rFonts w:ascii="Segoe UI Symbol" w:hAnsi="Segoe UI Symbol" w:cs="Segoe UI Symbol"/>
+          </w:rPr>
+          <w:id w:val="1852742088"/>
+          <w14:checkbox>
+            <w14:checked w14:val="1"/>
+            <w14:checkedState w14:val="2612" w14:font="MS Gothic"/>
+            <w14:uncheckedState w14:val="2610" w14:font="MS Gothic"/>
+          </w14:checkbox>
+        </w:sdtPr>
+        <w:sdtContent>
+          <w:r>
+            <w:rPr>
+              <w:rFonts w:ascii="MS Gothic" w:eastAsia="MS Gothic" w:hAnsi="MS Gothic" w:cs="Segoe UI Symbol" w:hint="eastAsia"/>
+            </w:rPr>
+            <w:t>☒</w:t>
+          </w:r>
+        </w:sdtContent>
+      </w:sdt>
+      <w:r>
+        <w:rPr>
+          <w:rFonts w:ascii="Arial" w:hAnsi="Arial" w:cs="Arial"/>
+        </w:rPr>
+        <w:t xml:space="preserve"> Adattato</w:t>
+      </w:r>
+    </w:p>
+    <w:p>
+      <w:pPr>
+        <w:pStyle w:val="Nessunaspaziatura"/>
+        <w:rPr>
+          <w:rFonts w:ascii="Arial" w:hAnsi="Arial" w:cs="Arial"/>
+        </w:rPr>
+      </w:pPr>
+    </w:p>
+    <w:p>
+      <w:pPr>
+        <w:pStyle w:val="Nessunaspaziatura"/>
+        <w:rPr>
+          <w:rFonts w:ascii="Arial" w:hAnsi="Arial" w:cs="Arial"/>
+        </w:rPr>
+      </w:pPr>
+      <w:r>
+        <w:rPr>
+          <w:rFonts w:ascii="Arial" w:hAnsi="Arial" w:cs="Arial"/>
+          <w:b/>
+          <w:bCs/>
+        </w:rPr>
+        <w:t>Cosa avrei fatto senza AI?</w:t>
+      </w:r>
+    </w:p>
+    <w:p>
+      <w:pPr>
+        <w:pStyle w:val="Nessunaspaziatura"/>
+        <w:spacing w:line="276" w:lineRule="auto"/>
+        <w:rPr>
+          <w:rFonts w:ascii="Arial" w:hAnsi="Arial" w:cs="Arial"/>
+        </w:rPr>
+      </w:pPr>
+      <w:r>
+        <w:rPr>
+          <w:rFonts w:ascii="Arial" w:hAnsi="Arial" w:cs="Arial"/>
+        </w:rPr>
+        <w:t>Avrei impiegato diverse giornate in più per diagrammi, test e revisione. Ho riletto tutto e verificato che sia coerente con i requisiti e con le mie scelte</w:t>
+      </w:r>
+      <w:r>
+        <w:rPr>
+          <w:rFonts w:ascii="Arial" w:hAnsi="Arial" w:cs="Arial"/>
+        </w:rPr>
+        <w:t>.</w:t>
+      </w:r>
     </w:p>
     <w:sectPr>
       <w:headerReference w:type="default" r:id="rId8"/>
@@ -6124,16 +6860,20 @@
   </w:compat>
   <w:rsids>
     <w:rsidRoot w:val="00BE72BC"/>
+    <w:rsid w:val="00091E4E"/>
     <w:rsid w:val="00121817"/>
     <w:rsid w:val="001B231F"/>
     <w:rsid w:val="003B3A61"/>
     <w:rsid w:val="0063588A"/>
     <w:rsid w:val="00647765"/>
+    <w:rsid w:val="00675BD3"/>
+    <w:rsid w:val="00717EC9"/>
     <w:rsid w:val="007403AC"/>
     <w:rsid w:val="00770F10"/>
     <w:rsid w:val="007E6F1E"/>
     <w:rsid w:val="007F4556"/>
     <w:rsid w:val="0080736A"/>
+    <w:rsid w:val="00AC4DCC"/>
     <w:rsid w:val="00BE72BC"/>
     <w:rsid w:val="00DC2D15"/>
     <w:rsid w:val="00DE2402"/>
@@ -6615,84 +7355,6 @@
       <w14:ligatures w14:val="none"/>
     </w:rPr>
   </w:style>
-  <w:style w:type="paragraph" w:customStyle="1" w:styleId="6043C4EFD98A4CC3927C6CBC295759B11">
-    <w:name w:val="6043C4EFD98A4CC3927C6CBC295759B11"/>
-    <w:rsid w:val="0080736A"/>
-    <w:pPr>
-      <w:spacing w:after="0" w:line="240" w:lineRule="auto"/>
-    </w:pPr>
-    <w:rPr>
-      <w:rFonts w:eastAsiaTheme="minorHAnsi"/>
-      <w:kern w:val="0"/>
-      <w:sz w:val="22"/>
-      <w:szCs w:val="22"/>
-      <w:lang w:eastAsia="en-US"/>
-      <w14:ligatures w14:val="none"/>
-    </w:rPr>
-  </w:style>
-  <w:style w:type="paragraph" w:customStyle="1" w:styleId="A99F6FF124534E1D97965DDBA679A1CB1">
-    <w:name w:val="A99F6FF124534E1D97965DDBA679A1CB1"/>
-    <w:rsid w:val="0080736A"/>
-    <w:pPr>
-      <w:spacing w:after="0" w:line="240" w:lineRule="auto"/>
-    </w:pPr>
-    <w:rPr>
-      <w:rFonts w:eastAsiaTheme="minorHAnsi"/>
-      <w:kern w:val="0"/>
-      <w:sz w:val="22"/>
-      <w:szCs w:val="22"/>
-      <w:lang w:eastAsia="en-US"/>
-      <w14:ligatures w14:val="none"/>
-    </w:rPr>
-  </w:style>
-  <w:style w:type="paragraph" w:customStyle="1" w:styleId="511B7022C0CB4E9F94CB2314B40F0EFE">
-    <w:name w:val="511B7022C0CB4E9F94CB2314B40F0EFE"/>
-    <w:rsid w:val="007E6F1E"/>
-  </w:style>
-  <w:style w:type="paragraph" w:customStyle="1" w:styleId="F45D55D8624C4D2B9770489CFE27C1EA">
-    <w:name w:val="F45D55D8624C4D2B9770489CFE27C1EA"/>
-    <w:rsid w:val="007E6F1E"/>
-  </w:style>
-  <w:style w:type="paragraph" w:customStyle="1" w:styleId="98C7B0DA35584B24A6BCF499DB3E451B">
-    <w:name w:val="98C7B0DA35584B24A6BCF499DB3E451B"/>
-    <w:rsid w:val="007E6F1E"/>
-  </w:style>
-  <w:style w:type="paragraph" w:customStyle="1" w:styleId="4475AF43F470450692ACA8D2796E4350">
-    <w:name w:val="4475AF43F470450692ACA8D2796E4350"/>
-    <w:rsid w:val="007E6F1E"/>
-  </w:style>
-  <w:style w:type="paragraph" w:customStyle="1" w:styleId="9BAC6EB70AE6471190FAD71EDF5A63E7">
-    <w:name w:val="9BAC6EB70AE6471190FAD71EDF5A63E7"/>
-    <w:rsid w:val="007E6F1E"/>
-  </w:style>
-  <w:style w:type="paragraph" w:customStyle="1" w:styleId="185E2C9690E842CAAD8AFF9089225438">
-    <w:name w:val="185E2C9690E842CAAD8AFF9089225438"/>
-    <w:rsid w:val="007E6F1E"/>
-  </w:style>
-  <w:style w:type="paragraph" w:customStyle="1" w:styleId="550286B98883423DA4471A9650020177">
-    <w:name w:val="550286B98883423DA4471A9650020177"/>
-    <w:rsid w:val="007E6F1E"/>
-  </w:style>
-  <w:style w:type="paragraph" w:customStyle="1" w:styleId="FDA161772B634CFA8E02FE382EA2BB90">
-    <w:name w:val="FDA161772B634CFA8E02FE382EA2BB90"/>
-    <w:rsid w:val="007E6F1E"/>
-  </w:style>
-  <w:style w:type="paragraph" w:customStyle="1" w:styleId="D2660D0424F849B6A6F28B20CE18BF52">
-    <w:name w:val="D2660D0424F849B6A6F28B20CE18BF52"/>
-    <w:rsid w:val="007E6F1E"/>
-  </w:style>
-  <w:style w:type="paragraph" w:customStyle="1" w:styleId="4E3CE17054D84CFE9A5CD994F7CF12D7">
-    <w:name w:val="4E3CE17054D84CFE9A5CD994F7CF12D7"/>
-    <w:rsid w:val="007E6F1E"/>
-  </w:style>
-  <w:style w:type="paragraph" w:customStyle="1" w:styleId="F011E83D32D04C44961CF82B20258974">
-    <w:name w:val="F011E83D32D04C44961CF82B20258974"/>
-    <w:rsid w:val="007E6F1E"/>
-  </w:style>
-  <w:style w:type="paragraph" w:customStyle="1" w:styleId="6FEE59C0868F4547B60FC1B826A68551">
-    <w:name w:val="6FEE59C0868F4547B60FC1B826A68551"/>
-    <w:rsid w:val="007E6F1E"/>
-  </w:style>
 </w:styles>
 </file>
 

--- a/4_Diari/Diario.docx
+++ b/4_Diari/Diario.docx
@@ -3091,6 +3091,841 @@
           <w:rFonts w:ascii="Arial" w:hAnsi="Arial" w:cs="Arial"/>
         </w:rPr>
         <w:t>.</w:t>
+      </w:r>
+    </w:p>
+    <w:p>
+      <w:pPr>
+        <w:pStyle w:val="Titolo"/>
+        <w:pBdr>
+          <w:bottom w:val="single" w:sz="4" w:space="4" w:color="auto"/>
+        </w:pBdr>
+        <w:rPr>
+          <w:rFonts w:ascii="Arial" w:hAnsi="Arial" w:cs="Arial"/>
+          <w:color w:val="auto"/>
+        </w:rPr>
+      </w:pPr>
+      <w:r>
+        <w:br w:type="page"/>
+      </w:r>
+      <w:r>
+        <w:rPr>
+          <w:rFonts w:ascii="Arial" w:hAnsi="Arial" w:cs="Arial"/>
+          <w:color w:val="auto"/>
+        </w:rPr>
+        <w:lastRenderedPageBreak/>
+        <w:t>Diario di lavoro</w:t>
+      </w:r>
+    </w:p>
+    <w:tbl>
+      <w:tblPr>
+        <w:tblStyle w:val="Grigliatabella"/>
+        <w:tblW w:w="5000" w:type="pct"/>
+        <w:tblLook w:val="04A0" w:firstRow="1" w:lastRow="0" w:firstColumn="1" w:lastColumn="0" w:noHBand="0" w:noVBand="1"/>
+      </w:tblPr>
+      <w:tblGrid>
+        <w:gridCol w:w="2407"/>
+        <w:gridCol w:w="2407"/>
+        <w:gridCol w:w="2407"/>
+        <w:gridCol w:w="2407"/>
+      </w:tblGrid>
+      <w:tr>
+        <w:trPr>
+          <w:trHeight w:val="199"/>
+        </w:trPr>
+        <w:tc>
+          <w:tcPr>
+            <w:tcW w:w="1250" w:type="pct"/>
+            <w:vAlign w:val="center"/>
+          </w:tcPr>
+          <w:p>
+            <w:pPr>
+              <w:rPr>
+                <w:rFonts w:ascii="Arial" w:hAnsi="Arial" w:cs="Arial"/>
+              </w:rPr>
+            </w:pPr>
+            <w:r>
+              <w:rPr>
+                <w:rFonts w:ascii="Arial" w:hAnsi="Arial" w:cs="Arial"/>
+              </w:rPr>
+              <w:t>Luogo</w:t>
+            </w:r>
+          </w:p>
+        </w:tc>
+        <w:tc>
+          <w:tcPr>
+            <w:tcW w:w="3750" w:type="pct"/>
+            <w:gridSpan w:val="3"/>
+            <w:vAlign w:val="center"/>
+          </w:tcPr>
+          <w:p>
+            <w:pPr>
+              <w:rPr>
+                <w:rFonts w:ascii="Arial" w:hAnsi="Arial" w:cs="Arial"/>
+              </w:rPr>
+            </w:pPr>
+            <w:r>
+              <w:rPr>
+                <w:rFonts w:ascii="Arial" w:hAnsi="Arial" w:cs="Arial"/>
+              </w:rPr>
+              <w:t>Canobbio, CPT Trevano</w:t>
+            </w:r>
+          </w:p>
+        </w:tc>
+      </w:tr>
+      <w:tr>
+        <w:trPr>
+          <w:trHeight w:val="196"/>
+        </w:trPr>
+        <w:tc>
+          <w:tcPr>
+            <w:tcW w:w="1250" w:type="pct"/>
+            <w:vAlign w:val="center"/>
+          </w:tcPr>
+          <w:p>
+            <w:pPr>
+              <w:rPr>
+                <w:rFonts w:ascii="Arial" w:hAnsi="Arial" w:cs="Arial"/>
+              </w:rPr>
+            </w:pPr>
+            <w:r>
+              <w:rPr>
+                <w:rFonts w:ascii="Arial" w:hAnsi="Arial" w:cs="Arial"/>
+              </w:rPr>
+              <w:t>Data</w:t>
+            </w:r>
+          </w:p>
+        </w:tc>
+        <w:tc>
+          <w:tcPr>
+            <w:tcW w:w="3750" w:type="pct"/>
+            <w:gridSpan w:val="3"/>
+            <w:vAlign w:val="center"/>
+          </w:tcPr>
+          <w:p>
+            <w:pPr>
+              <w:rPr>
+                <w:rFonts w:ascii="Arial" w:hAnsi="Arial" w:cs="Arial"/>
+              </w:rPr>
+            </w:pPr>
+            <w:r>
+              <w:rPr>
+                <w:rFonts w:ascii="Arial" w:hAnsi="Arial" w:cs="Arial"/>
+              </w:rPr>
+              <w:t>23.10.2026</w:t>
+            </w:r>
+          </w:p>
+        </w:tc>
+      </w:tr>
+      <w:tr>
+        <w:trPr>
+          <w:trHeight w:val="196"/>
+        </w:trPr>
+        <w:tc>
+          <w:tcPr>
+            <w:tcW w:w="1250" w:type="pct"/>
+            <w:vAlign w:val="center"/>
+          </w:tcPr>
+          <w:p>
+            <w:pPr>
+              <w:rPr>
+                <w:rFonts w:ascii="Arial" w:hAnsi="Arial" w:cs="Arial"/>
+              </w:rPr>
+            </w:pPr>
+            <w:r>
+              <w:rPr>
+                <w:rFonts w:ascii="Arial" w:hAnsi="Arial" w:cs="Arial"/>
+              </w:rPr>
+              <w:t>Mattino</w:t>
+            </w:r>
+          </w:p>
+        </w:tc>
+        <w:tc>
+          <w:tcPr>
+            <w:tcW w:w="1250" w:type="pct"/>
+            <w:vAlign w:val="center"/>
+          </w:tcPr>
+          <w:p>
+            <w:pPr>
+              <w:rPr>
+                <w:rFonts w:ascii="Arial" w:hAnsi="Arial" w:cs="Arial"/>
+              </w:rPr>
+            </w:pPr>
+            <w:r>
+              <w:rPr>
+                <w:rFonts w:ascii="Arial" w:hAnsi="Arial" w:cs="Arial"/>
+              </w:rPr>
+              <w:t>8:20 – 11:35</w:t>
+            </w:r>
+          </w:p>
+        </w:tc>
+        <w:tc>
+          <w:tcPr>
+            <w:tcW w:w="1250" w:type="pct"/>
+            <w:vAlign w:val="center"/>
+          </w:tcPr>
+          <w:p>
+            <w:pPr>
+              <w:rPr>
+                <w:rFonts w:ascii="Arial" w:hAnsi="Arial" w:cs="Arial"/>
+              </w:rPr>
+            </w:pPr>
+            <w:r>
+              <w:rPr>
+                <w:rFonts w:ascii="Arial" w:hAnsi="Arial" w:cs="Arial"/>
+              </w:rPr>
+              <w:t>Pomeriggio</w:t>
+            </w:r>
+          </w:p>
+        </w:tc>
+        <w:tc>
+          <w:tcPr>
+            <w:tcW w:w="1250" w:type="pct"/>
+            <w:vAlign w:val="center"/>
+          </w:tcPr>
+          <w:p>
+            <w:pPr>
+              <w:rPr>
+                <w:rFonts w:ascii="Arial" w:hAnsi="Arial" w:cs="Arial"/>
+              </w:rPr>
+            </w:pPr>
+            <w:r>
+              <w:rPr>
+                <w:rFonts w:ascii="Arial" w:hAnsi="Arial" w:cs="Arial"/>
+              </w:rPr>
+              <w:t>12:30 – 15:45</w:t>
+            </w:r>
+          </w:p>
+        </w:tc>
+      </w:tr>
+    </w:tbl>
+    <w:p>
+      <w:pPr>
+        <w:rPr>
+          <w:rFonts w:ascii="Arial" w:hAnsi="Arial" w:cs="Arial"/>
+        </w:rPr>
+      </w:pPr>
+    </w:p>
+    <w:tbl>
+      <w:tblPr>
+        <w:tblStyle w:val="Grigliatabella"/>
+        <w:tblW w:w="0" w:type="auto"/>
+        <w:tblLook w:val="04A0" w:firstRow="1" w:lastRow="0" w:firstColumn="1" w:lastColumn="0" w:noHBand="0" w:noVBand="1"/>
+      </w:tblPr>
+      <w:tblGrid>
+        <w:gridCol w:w="9628"/>
+      </w:tblGrid>
+      <w:tr>
+        <w:tc>
+          <w:tcPr>
+            <w:tcW w:w="9854" w:type="dxa"/>
+            <w:shd w:val="clear" w:color="auto" w:fill="D9D9D9" w:themeFill="background1" w:themeFillShade="D9"/>
+          </w:tcPr>
+          <w:p>
+            <w:pPr>
+              <w:rPr>
+                <w:rFonts w:ascii="Arial" w:hAnsi="Arial" w:cs="Arial"/>
+              </w:rPr>
+            </w:pPr>
+            <w:r>
+              <w:rPr>
+                <w:rFonts w:ascii="Arial" w:hAnsi="Arial" w:cs="Arial"/>
+              </w:rPr>
+              <w:t>Lavori svolti</w:t>
+            </w:r>
+          </w:p>
+        </w:tc>
+      </w:tr>
+      <w:tr>
+        <w:tc>
+          <w:tcPr>
+            <w:tcW w:w="9854" w:type="dxa"/>
+          </w:tcPr>
+          <w:p>
+            <w:pPr>
+              <w:rPr>
+                <w:rFonts w:ascii="Arial" w:hAnsi="Arial" w:cs="Arial"/>
+              </w:rPr>
+            </w:pPr>
+            <w:r>
+              <w:rPr>
+                <w:rFonts w:ascii="Arial" w:hAnsi="Arial" w:cs="Arial"/>
+              </w:rPr>
+              <w:t>Mockup delle interfacce</w:t>
+            </w:r>
+          </w:p>
+          <w:p>
+            <w:pPr>
+              <w:rPr>
+                <w:rFonts w:ascii="Arial" w:hAnsi="Arial" w:cs="Arial"/>
+              </w:rPr>
+            </w:pPr>
+            <w:r>
+              <w:rPr>
+                <w:rFonts w:ascii="Arial" w:hAnsi="Arial" w:cs="Arial"/>
+              </w:rPr>
+              <w:t>Aggiunta del fucile d’assalto e scelta dell’arma</w:t>
+            </w:r>
+          </w:p>
+          <w:p>
+            <w:pPr>
+              <w:rPr>
+                <w:rFonts w:ascii="Arial" w:hAnsi="Arial" w:cs="Arial"/>
+              </w:rPr>
+            </w:pPr>
+            <w:r>
+              <w:rPr>
+                <w:rFonts w:ascii="Arial" w:hAnsi="Arial" w:cs="Arial"/>
+              </w:rPr>
+              <w:t>Aggiornamento documentazione</w:t>
+            </w:r>
+          </w:p>
+          <w:p>
+            <w:pPr>
+              <w:rPr>
+                <w:rFonts w:ascii="Arial" w:hAnsi="Arial" w:cs="Arial"/>
+              </w:rPr>
+            </w:pPr>
+            <w:r>
+              <w:rPr>
+                <w:rFonts w:ascii="Arial" w:hAnsi="Arial" w:cs="Arial"/>
+              </w:rPr>
+              <w:t>Prototipo tecnico in Godot (stanza, movimento, raycast)</w:t>
+            </w:r>
+          </w:p>
+        </w:tc>
+      </w:tr>
+    </w:tbl>
+    <w:p>
+      <w:pPr>
+        <w:rPr>
+          <w:rFonts w:ascii="Arial" w:hAnsi="Arial" w:cs="Arial"/>
+        </w:rPr>
+      </w:pPr>
+    </w:p>
+    <w:tbl>
+      <w:tblPr>
+        <w:tblStyle w:val="Grigliatabella"/>
+        <w:tblW w:w="0" w:type="auto"/>
+        <w:tblLook w:val="04A0" w:firstRow="1" w:lastRow="0" w:firstColumn="1" w:lastColumn="0" w:noHBand="0" w:noVBand="1"/>
+      </w:tblPr>
+      <w:tblGrid>
+        <w:gridCol w:w="9628"/>
+      </w:tblGrid>
+      <w:tr>
+        <w:tc>
+          <w:tcPr>
+            <w:tcW w:w="9854" w:type="dxa"/>
+            <w:shd w:val="clear" w:color="auto" w:fill="D9D9D9" w:themeFill="background1" w:themeFillShade="D9"/>
+          </w:tcPr>
+          <w:p>
+            <w:pPr>
+              <w:rPr>
+                <w:rFonts w:ascii="Arial" w:hAnsi="Arial" w:cs="Arial"/>
+              </w:rPr>
+            </w:pPr>
+            <w:r>
+              <w:rPr>
+                <w:rFonts w:ascii="Arial" w:hAnsi="Arial" w:cs="Arial"/>
+              </w:rPr>
+              <w:t>Problemi riscontrati e soluzioni adottate</w:t>
+            </w:r>
+          </w:p>
+        </w:tc>
+      </w:tr>
+      <w:tr>
+        <w:tc>
+          <w:tcPr>
+            <w:tcW w:w="9854" w:type="dxa"/>
+          </w:tcPr>
+          <w:p>
+            <w:pPr>
+              <w:rPr>
+                <w:rFonts w:ascii="Arial" w:hAnsi="Arial" w:cs="Arial"/>
+              </w:rPr>
+            </w:pPr>
+            <w:r>
+              <w:rPr>
+                <w:rFonts w:ascii="Arial" w:hAnsi="Arial" w:cs="Arial"/>
+              </w:rPr>
+              <w:t>Pistola con 30 colpi poco realistica: modalità definite in caricatori e aggiunta una seconda arma (REQ-011).</w:t>
+            </w:r>
+          </w:p>
+          <w:p>
+            <w:pPr>
+              <w:rPr>
+                <w:rFonts w:ascii="Arial" w:hAnsi="Arial" w:cs="Arial"/>
+              </w:rPr>
+            </w:pPr>
+            <w:r>
+              <w:rPr>
+                <w:rFonts w:ascii="Arial" w:hAnsi="Arial" w:cs="Arial"/>
+              </w:rPr>
+              <w:t>Versioni precedenti: REQ-002 1.1 (REQ-002_2: Munizioni limitate, 30 per caricatore); REQ-006 1.1 (REQ-006_1: Classica – 90 colpi (3 caricatori), ricarica permessa, conta il punteggio; REQ-006_2: A tempo – 60 secondi, munizioni illimitate con ricarica, conta il punteggio; REQ-006_3: Precisione – 30 colpi (1 caricatore), nessuna ricarica, conta la precisione); REQ-007 1.0 (REQ-007_2: Schermata end con punteggio, precisione e opzione di restart).</w:t>
+            </w:r>
+          </w:p>
+          <w:p>
+            <w:pPr>
+              <w:rPr>
+                <w:rFonts w:ascii="Arial" w:hAnsi="Arial" w:cs="Arial"/>
+              </w:rPr>
+            </w:pPr>
+            <w:r>
+              <w:rPr>
+                <w:rFonts w:ascii="Arial" w:hAnsi="Arial" w:cs="Arial"/>
+              </w:rPr>
+              <w:t>Nella creazione dello script Godot proponeva solo GDScript: risolto creando lo script C# Main.cs.</w:t>
+            </w:r>
+          </w:p>
+        </w:tc>
+      </w:tr>
+    </w:tbl>
+    <w:p>
+      <w:pPr>
+        <w:rPr>
+          <w:rFonts w:ascii="Arial" w:hAnsi="Arial" w:cs="Arial"/>
+        </w:rPr>
+      </w:pPr>
+    </w:p>
+    <w:tbl>
+      <w:tblPr>
+        <w:tblStyle w:val="Grigliatabella"/>
+        <w:tblW w:w="0" w:type="auto"/>
+        <w:tblLook w:val="04A0" w:firstRow="1" w:lastRow="0" w:firstColumn="1" w:lastColumn="0" w:noHBand="0" w:noVBand="1"/>
+      </w:tblPr>
+      <w:tblGrid>
+        <w:gridCol w:w="9628"/>
+      </w:tblGrid>
+      <w:tr>
+        <w:tc>
+          <w:tcPr>
+            <w:tcW w:w="9854" w:type="dxa"/>
+            <w:shd w:val="clear" w:color="auto" w:fill="D9D9D9" w:themeFill="background1" w:themeFillShade="D9"/>
+          </w:tcPr>
+          <w:p>
+            <w:pPr>
+              <w:rPr>
+                <w:rFonts w:ascii="Arial" w:hAnsi="Arial" w:cs="Arial"/>
+              </w:rPr>
+            </w:pPr>
+            <w:r>
+              <w:rPr>
+                <w:rFonts w:ascii="Arial" w:hAnsi="Arial" w:cs="Arial"/>
+              </w:rPr>
+              <w:t>Punto della situazione rispetto alla pianificazione</w:t>
+            </w:r>
+          </w:p>
+        </w:tc>
+      </w:tr>
+      <w:tr>
+        <w:tc>
+          <w:tcPr>
+            <w:tcW w:w="9854" w:type="dxa"/>
+          </w:tcPr>
+          <w:p>
+            <w:pPr>
+              <w:rPr>
+                <w:rFonts w:ascii="Arial" w:hAnsi="Arial" w:cs="Arial"/>
+              </w:rPr>
+            </w:pPr>
+            <w:r>
+              <w:rPr>
+                <w:rFonts w:ascii="Arial" w:hAnsi="Arial" w:cs="Arial"/>
+              </w:rPr>
+              <w:t>In linea con il Gantt: progettazione conclusa.</w:t>
+            </w:r>
+          </w:p>
+        </w:tc>
+      </w:tr>
+    </w:tbl>
+    <w:p>
+      <w:pPr>
+        <w:rPr>
+          <w:rFonts w:ascii="Arial" w:hAnsi="Arial" w:cs="Arial"/>
+        </w:rPr>
+      </w:pPr>
+    </w:p>
+    <w:tbl>
+      <w:tblPr>
+        <w:tblStyle w:val="Grigliatabella"/>
+        <w:tblW w:w="0" w:type="auto"/>
+        <w:tblLook w:val="04A0" w:firstRow="1" w:lastRow="0" w:firstColumn="1" w:lastColumn="0" w:noHBand="0" w:noVBand="1"/>
+      </w:tblPr>
+      <w:tblGrid>
+        <w:gridCol w:w="9628"/>
+      </w:tblGrid>
+      <w:tr>
+        <w:tc>
+          <w:tcPr>
+            <w:tcW w:w="9854" w:type="dxa"/>
+            <w:shd w:val="clear" w:color="auto" w:fill="D9D9D9" w:themeFill="background1" w:themeFillShade="D9"/>
+          </w:tcPr>
+          <w:p>
+            <w:pPr>
+              <w:rPr>
+                <w:rFonts w:ascii="Arial" w:hAnsi="Arial" w:cs="Arial"/>
+              </w:rPr>
+            </w:pPr>
+            <w:r>
+              <w:rPr>
+                <w:rFonts w:ascii="Arial" w:hAnsi="Arial" w:cs="Arial"/>
+              </w:rPr>
+              <w:t>Programma di massima per la prossima giornata di lavoro</w:t>
+            </w:r>
+          </w:p>
+        </w:tc>
+      </w:tr>
+      <w:tr>
+        <w:tc>
+          <w:tcPr>
+            <w:tcW w:w="9854" w:type="dxa"/>
+          </w:tcPr>
+          <w:p>
+            <w:pPr>
+              <w:rPr>
+                <w:rFonts w:ascii="Arial" w:hAnsi="Arial" w:cs="Arial"/>
+              </w:rPr>
+            </w:pPr>
+            <w:r>
+              <w:rPr>
+                <w:rFonts w:ascii="Arial" w:hAnsi="Arial" w:cs="Arial"/>
+              </w:rPr>
+              <w:t>Sviluppo: ambiente e interfaccia</w:t>
+            </w:r>
+            <w:proofErr w:type="spellStart"/>
+            <w:proofErr w:type="spellEnd"/>
+          </w:p>
+        </w:tc>
+      </w:tr>
+    </w:tbl>
+    <w:p>
+      <w:pPr>
+        <w:rPr>
+          <w:rFonts w:ascii="Arial" w:hAnsi="Arial" w:cs="Arial"/>
+        </w:rPr>
+      </w:pPr>
+    </w:p>
+    <w:p>
+      <w:pPr>
+        <w:rPr>
+          <w:rFonts w:ascii="Arial" w:hAnsi="Arial" w:cs="Arial"/>
+        </w:rPr>
+      </w:pPr>
+      <w:r>
+        <w:rPr>
+          <w:rFonts w:ascii="Arial" w:hAnsi="Arial" w:cs="Arial"/>
+        </w:rPr>
+        <w:br w:type="page"/>
+      </w:r>
+    </w:p>
+    <w:p>
+      <w:pPr>
+        <w:pStyle w:val="Titolo2"/>
+        <w:pBdr>
+          <w:bottom w:val="single" w:sz="4" w:space="1" w:color="auto"/>
+        </w:pBdr>
+      </w:pPr>
+      <w:r>
+        <w:lastRenderedPageBreak/>
+        <w:t>Utilizzo Intelligenza Artificiale nella giornata</w:t>
+      </w:r>
+    </w:p>
+    <w:p>
+      <w:pPr>
+        <w:pStyle w:val="Nessunaspaziatura"/>
+        <w:rPr>
+          <w:rFonts w:ascii="Arial" w:hAnsi="Arial" w:cs="Arial"/>
+        </w:rPr>
+      </w:pPr>
+      <w:r>
+        <w:br/>
+      </w:r>
+      <w:sdt>
+        <w:sdtPr>
+          <w:rPr>
+            <w:rFonts w:ascii="Segoe UI Symbol" w:hAnsi="Segoe UI Symbol" w:cs="Segoe UI Symbol"/>
+          </w:rPr>
+          <w:id w:val="226228411"/>
+          <w14:checkbox>
+            <w14:checked w14:val="1"/>
+            <w14:checkedState w14:val="2612" w14:font="MS Gothic"/>
+            <w14:uncheckedState w14:val="2610" w14:font="MS Gothic"/>
+          </w14:checkbox>
+        </w:sdtPr>
+        <w:sdtContent>
+          <w:r>
+            <w:rPr>
+              <w:rFonts w:ascii="MS Gothic" w:eastAsia="MS Gothic" w:hAnsi="MS Gothic" w:cs="Segoe UI Symbol" w:hint="eastAsia"/>
+            </w:rPr>
+            <w:t>☒</w:t>
+          </w:r>
+        </w:sdtContent>
+      </w:sdt>
+      <w:r>
+        <w:rPr>
+          <w:rFonts w:ascii="Arial" w:hAnsi="Arial" w:cs="Arial"/>
+        </w:rPr>
+        <w:t xml:space="preserve"> Frequente</w:t>
+      </w:r>
+    </w:p>
+    <w:p>
+      <w:pPr>
+        <w:pStyle w:val="Nessunaspaziatura"/>
+        <w:rPr>
+          <w:rFonts w:ascii="Arial" w:hAnsi="Arial" w:cs="Arial"/>
+        </w:rPr>
+      </w:pPr>
+    </w:p>
+    <w:p>
+      <w:pPr>
+        <w:pStyle w:val="Nessunaspaziatura"/>
+        <w:spacing w:line="276" w:lineRule="auto"/>
+        <w:rPr>
+          <w:rFonts w:ascii="Arial" w:hAnsi="Arial" w:cs="Arial"/>
+        </w:rPr>
+      </w:pPr>
+      <w:r>
+        <w:rPr>
+          <w:rFonts w:ascii="Arial" w:hAnsi="Arial" w:cs="Arial"/>
+          <w:b/>
+          <w:bCs/>
+        </w:rPr>
+        <w:t xml:space="preserve">Strumento/i utilizzato/i: </w:t>
+      </w:r>
+      <w:r>
+        <w:rPr>
+          <w:rFonts w:ascii="Arial" w:hAnsi="Arial" w:cs="Arial"/>
+        </w:rPr>
+        <w:t>Claude</w:t>
+      </w:r>
+    </w:p>
+    <w:p>
+      <w:pPr>
+        <w:pStyle w:val="Nessunaspaziatura"/>
+        <w:rPr>
+          <w:rFonts w:ascii="Arial" w:hAnsi="Arial" w:cs="Arial"/>
+        </w:rPr>
+      </w:pPr>
+    </w:p>
+    <w:p>
+      <w:pPr>
+        <w:pStyle w:val="Nessunaspaziatura"/>
+        <w:rPr>
+          <w:rFonts w:ascii="Arial" w:hAnsi="Arial" w:cs="Arial"/>
+        </w:rPr>
+      </w:pPr>
+      <w:r>
+        <w:rPr>
+          <w:rFonts w:ascii="Arial" w:hAnsi="Arial" w:cs="Arial"/>
+          <w:b/>
+          <w:bCs/>
+        </w:rPr>
+        <w:t>Per cosa l’ho usata oggi</w:t>
+      </w:r>
+      <w:r>
+        <w:br/>
+      </w:r>
+      <w:sdt>
+        <w:sdtPr>
+          <w:rPr>
+            <w:rFonts w:ascii="Segoe UI Symbol" w:hAnsi="Segoe UI Symbol" w:cs="Segoe UI Symbol"/>
+          </w:rPr>
+          <w:id w:val="639302609"/>
+          <w14:checkbox>
+            <w14:checked w14:val="1"/>
+            <w14:checkedState w14:val="2612" w14:font="MS Gothic"/>
+            <w14:uncheckedState w14:val="2610" w14:font="MS Gothic"/>
+          </w14:checkbox>
+        </w:sdtPr>
+        <w:sdtContent>
+          <w:r>
+            <w:rPr>
+              <w:rFonts w:ascii="MS Gothic" w:eastAsia="MS Gothic" w:hAnsi="MS Gothic" w:cs="Segoe UI Symbol" w:hint="eastAsia"/>
+            </w:rPr>
+            <w:t>☒</w:t>
+          </w:r>
+        </w:sdtContent>
+      </w:sdt>
+      <w:r>
+        <w:rPr>
+          <w:rFonts w:ascii="Arial" w:hAnsi="Arial" w:cs="Arial"/>
+        </w:rPr>
+        <w:t xml:space="preserve"> Riorganizzare idee / testi</w:t>
+      </w:r>
+    </w:p>
+    <w:p>
+      <w:pPr>
+        <w:pStyle w:val="Nessunaspaziatura"/>
+        <w:rPr>
+          <w:rFonts w:ascii="Arial" w:hAnsi="Arial" w:cs="Arial"/>
+        </w:rPr>
+      </w:pPr>
+    </w:p>
+    <w:p>
+      <w:pPr>
+        <w:pStyle w:val="Nessunaspaziatura"/>
+        <w:rPr>
+          <w:rFonts w:ascii="Arial" w:hAnsi="Arial" w:cs="Arial"/>
+          <w:b/>
+          <w:bCs/>
+        </w:rPr>
+      </w:pPr>
+      <w:r>
+        <w:rPr>
+          <w:rFonts w:ascii="Arial" w:hAnsi="Arial" w:cs="Arial"/>
+          <w:b/>
+          <w:bCs/>
+        </w:rPr>
+        <w:t>Esempio significativo di utilizzo (UNO SOLO)</w:t>
+      </w:r>
+    </w:p>
+    <w:p>
+      <w:pPr>
+        <w:pStyle w:val="Nessunaspaziatura"/>
+        <w:rPr>
+          <w:rFonts w:ascii="Arial" w:hAnsi="Arial" w:cs="Arial"/>
+        </w:rPr>
+      </w:pPr>
+      <w:r>
+        <w:rPr>
+          <w:rFonts w:ascii="Arial" w:hAnsi="Arial" w:cs="Arial"/>
+        </w:rPr>
+        <w:t>Creazione dei mockup e guida per il prototipo in Godot</w:t>
+      </w:r>
+    </w:p>
+    <w:p>
+      <w:pPr>
+        <w:pStyle w:val="Nessunaspaziatura"/>
+        <w:rPr>
+          <w:rFonts w:ascii="Arial" w:hAnsi="Arial" w:cs="Arial"/>
+        </w:rPr>
+      </w:pPr>
+    </w:p>
+    <w:p>
+      <w:pPr>
+        <w:pStyle w:val="Nessunaspaziatura"/>
+        <w:rPr>
+          <w:rFonts w:ascii="Arial" w:hAnsi="Arial" w:cs="Arial"/>
+        </w:rPr>
+      </w:pPr>
+      <w:r>
+        <w:rPr>
+          <w:rFonts w:ascii="Arial" w:hAnsi="Arial" w:cs="Arial"/>
+          <w:b/>
+          <w:bCs/>
+        </w:rPr>
+        <w:t>Cosa mi ha dato l’AI</w:t>
+      </w:r>
+    </w:p>
+    <w:p>
+      <w:pPr>
+        <w:pStyle w:val="Nessunaspaziatura"/>
+        <w:rPr>
+          <w:rFonts w:ascii="Arial" w:hAnsi="Arial" w:cs="Arial"/>
+        </w:rPr>
+      </w:pPr>
+      <w:r>
+        <w:rPr>
+          <w:rFonts w:ascii="Arial" w:hAnsi="Arial" w:cs="Arial"/>
+        </w:rPr>
+        <w:t>Mockup e aggiornamento dei testi</w:t>
+      </w:r>
+    </w:p>
+    <w:p>
+      <w:pPr>
+        <w:pStyle w:val="Nessunaspaziatura"/>
+        <w:rPr>
+          <w:rFonts w:ascii="Arial" w:hAnsi="Arial" w:cs="Arial"/>
+          <w:b/>
+          <w:bCs/>
+        </w:rPr>
+      </w:pPr>
+    </w:p>
+    <w:p>
+      <w:pPr>
+        <w:pStyle w:val="Nessunaspaziatura"/>
+        <w:rPr>
+          <w:rFonts w:ascii="Arial" w:hAnsi="Arial" w:cs="Arial"/>
+        </w:rPr>
+      </w:pPr>
+      <w:r>
+        <w:rPr>
+          <w:rFonts w:ascii="Arial" w:hAnsi="Arial" w:cs="Arial"/>
+          <w:b/>
+          <w:bCs/>
+        </w:rPr>
+        <w:t>Come l’ho usato io</w:t>
+      </w:r>
+      <w:r>
+        <w:rPr>
+          <w:rFonts w:ascii="Arial" w:hAnsi="Arial" w:cs="Arial"/>
+        </w:rPr>
+        <w:br/>
+      </w:r>
+      <w:sdt>
+        <w:sdtPr>
+          <w:rPr>
+            <w:rFonts w:ascii="Segoe UI Symbol" w:hAnsi="Segoe UI Symbol" w:cs="Segoe UI Symbol"/>
+          </w:rPr>
+          <w:id w:val="1852742088"/>
+          <w14:checkbox>
+            <w14:checked w14:val="1"/>
+            <w14:checkedState w14:val="2612" w14:font="MS Gothic"/>
+            <w14:uncheckedState w14:val="2610" w14:font="MS Gothic"/>
+          </w14:checkbox>
+        </w:sdtPr>
+        <w:sdtContent>
+          <w:r>
+            <w:rPr>
+              <w:rFonts w:ascii="MS Gothic" w:eastAsia="MS Gothic" w:hAnsi="MS Gothic" w:cs="Segoe UI Symbol" w:hint="eastAsia"/>
+            </w:rPr>
+            <w:t>☒</w:t>
+          </w:r>
+        </w:sdtContent>
+      </w:sdt>
+      <w:r>
+        <w:rPr>
+          <w:rFonts w:ascii="Arial" w:hAnsi="Arial" w:cs="Arial"/>
+        </w:rPr>
+        <w:t xml:space="preserve"> Adattato</w:t>
+      </w:r>
+    </w:p>
+    <w:p>
+      <w:pPr>
+        <w:pStyle w:val="Nessunaspaziatura"/>
+        <w:rPr>
+          <w:rFonts w:ascii="Arial" w:hAnsi="Arial" w:cs="Arial"/>
+        </w:rPr>
+      </w:pPr>
+    </w:p>
+    <w:p>
+      <w:pPr>
+        <w:pStyle w:val="Nessunaspaziatura"/>
+        <w:rPr>
+          <w:rFonts w:ascii="Arial" w:hAnsi="Arial" w:cs="Arial"/>
+        </w:rPr>
+      </w:pPr>
+      <w:r>
+        <w:rPr>
+          <w:rFonts w:ascii="Arial" w:hAnsi="Arial" w:cs="Arial"/>
+          <w:b/>
+          <w:bCs/>
+        </w:rPr>
+        <w:t>Cosa avrei fatto senza AI?</w:t>
+      </w:r>
+    </w:p>
+    <w:p>
+      <w:pPr>
+        <w:pStyle w:val="Nessunaspaziatura"/>
+        <w:spacing w:line="276" w:lineRule="auto"/>
+        <w:rPr>
+          <w:rFonts w:ascii="Arial" w:hAnsi="Arial" w:cs="Arial"/>
+        </w:rPr>
+      </w:pPr>
+      <w:r>
+        <w:rPr>
+          <w:rFonts w:ascii="Arial" w:hAnsi="Arial" w:cs="Arial"/>
+        </w:rPr>
+        <w:t>Più tempo per i mockup</w:t>
       </w:r>
     </w:p>
     <w:sectPr>
